--- a/test_source/Dog Application 08.22.2018.docx
+++ b/test_source/Dog Application 08.22.2018.docx
@@ -163,7 +163,7 @@
           <w:sz w:val="24"/>
           <w:szCs w:val="24"/>
         </w:rPr>
-        <w:t>hippo</w:t>
+        <w:t>iguana</w:t>
       </w:r>
       <w:r>
         <w:rPr>

--- a/test_source/Dog Application 08.22.2018.docx
+++ b/test_source/Dog Application 08.22.2018.docx
@@ -163,7 +163,7 @@
           <w:sz w:val="24"/>
           <w:szCs w:val="24"/>
         </w:rPr>
-        <w:t>iguana</w:t>
+        <w:t>donkey</w:t>
       </w:r>
       <w:r>
         <w:rPr>

--- a/test_source/Dog Application 08.22.2018.docx
+++ b/test_source/Dog Application 08.22.2018.docx
@@ -163,7 +163,7 @@
           <w:sz w:val="24"/>
           <w:szCs w:val="24"/>
         </w:rPr>
-        <w:t>donkey</w:t>
+        <w:t>malmute</w:t>
       </w:r>
       <w:r>
         <w:rPr>
